--- a/Руководство_администратора_Управление_стримами_и_командами.docx
+++ b/Руководство_администратора_Управление_стримами_и_командами.docx
@@ -36,7 +36,7 @@
           <w:i/>
           <w:sz w:val="20"/>
         </w:rPr>
-        <w:t>Управление стримами и командами PRO · v2.3.0 · 29.10.2026</w:t>
+        <w:t>Управление стримами и командами PRO · v2.4.0 · 29.10.2026</w:t>
       </w:r>
     </w:p>
     <w:p/>

--- a/Руководство_администратора_Управление_стримами_и_командами.docx
+++ b/Руководство_администратора_Управление_стримами_и_командами.docx
@@ -36,7 +36,7 @@
           <w:i/>
           <w:sz w:val="20"/>
         </w:rPr>
-        <w:t>Управление стримами и командами PRO · v2.4.0 · 29.10.2026</w:t>
+        <w:t>Управление стримами и командами PRO · v2.5.0 · 29.10.2026</w:t>
       </w:r>
     </w:p>
     <w:p/>
@@ -4432,6 +4432,14 @@
       </w:pPr>
       <w:r>
         <w:t>Управление: раздел «Стримы и команды» (блок «Роли в стримах и командах») или API: GET /api/org; POST/PUT/DELETE /api/org/streams[/{id}], /api/org/teams[/{id}] (template: empty | copy, source); GET/POST/DELETE /api/org/memberships[/{pk}]; GET/PUT /api/org/streams/{id}/doc ({data, baseVersion}, 409 при конфликте версий).</w:t>
+      </w:r>
+    </w:p>
+    <w:p>
+      <w:pPr>
+        <w:pStyle w:val="ListBullet"/>
+      </w:pPr>
+      <w:r>
+        <w:t>Голос команды в оценке зрелости стрима: POST /api/org/streams/{id}/vote с телом {team, pi, votes: {измерение: уровень 1–5, 0 — снять}}. Нужна роль EDITOR на этой команде; сервер сливает голос в документ стрима под блокировкой строки и повышает его версию.</w:t>
       </w:r>
     </w:p>
     <w:p>

--- a/Руководство_администратора_Управление_стримами_и_командами.docx
+++ b/Руководство_администратора_Управление_стримами_и_командами.docx
@@ -36,7 +36,7 @@
           <w:i/>
           <w:sz w:val="20"/>
         </w:rPr>
-        <w:t>Управление стримами и командами PRO · v2.5.0 · 29.10.2026</w:t>
+        <w:t>Управление стримами и командами PRO · v2.6.0 · 29.10.2026</w:t>
       </w:r>
     </w:p>
     <w:p/>

--- a/Руководство_администратора_Управление_стримами_и_командами.docx
+++ b/Руководство_администратора_Управление_стримами_и_командами.docx
@@ -36,7 +36,7 @@
           <w:i/>
           <w:sz w:val="20"/>
         </w:rPr>
-        <w:t>Управление стримами и командами PRO · v2.6.0 · 29.10.2026</w:t>
+        <w:t>Управление стримами и командами PRO · v2.7.0 · 29.10.2026</w:t>
       </w:r>
     </w:p>
     <w:p/>
@@ -4416,6 +4416,22 @@
       </w:pPr>
       <w:r>
         <w:t>Эффективная роль на команде: ADMIN — всё; пользователь без назначений — его общая роль на всех командах; иначе — максимум из роли в команде и роли в её стриме; нет назначения — нет доступа (403).</w:t>
+      </w:r>
+    </w:p>
+    <w:p>
+      <w:pPr>
+        <w:pStyle w:val="ListBullet"/>
+      </w:pPr>
+      <w:r>
+        <w:t>Команда управления стрима: должности назначаются на стрим (org_memberships.position, платформенная миграция V3): LEAD — лидер стрима, ITLEAD — ИТ-лидер стрима, ARCH — архитектор, PM — проектный менеджер. POST /api/org/memberships с полем position (только scopeType = STREAM); роль доступа при этом — EDITOR.</w:t>
+      </w:r>
+    </w:p>
+    <w:p>
+      <w:pPr>
+        <w:pStyle w:val="ListBullet"/>
+      </w:pPr>
+      <w:r>
+        <w:t>Права должностей: LEAD и ITLEAD — редакторы данных стрима и всех его команд; ARCH и PM — редакторы документа стрима, на командах стрима — VIEWER. Правило едино для Java API, аналитики (Python) и доски; GET /api/org возвращает состав команды управления каждого стрима (streams[].mgmt).</w:t>
       </w:r>
     </w:p>
     <w:p>

--- a/Руководство_администратора_Управление_стримами_и_командами.docx
+++ b/Руководство_администратора_Управление_стримами_и_командами.docx
@@ -36,7 +36,7 @@
           <w:i/>
           <w:sz w:val="20"/>
         </w:rPr>
-        <w:t>Управление стримами и командами PRO · v2.7.0 · 29.10.2026</w:t>
+        <w:t>Управление стримами и командами PRO · v2.8.0 · 29.10.2026</w:t>
       </w:r>
     </w:p>
     <w:p/>
@@ -893,6 +893,9 @@
     <w:p>
       <w:r>
         <w:t>Администратор управляет учётными записями в меню режима доступа → «Пользователи и роли» (интерфейс) либо через эндпоинты /api/auth/users (см. главу 8):</w:t>
+      </w:r>
+      <w:r>
+        <w:t xml:space="preserve"> Свой пароль и привязку к участнику команды любой пользователь меняет сам в «Моём профиле» (PUT /api/auth/me/password, PUT /api/auth/me).</w:t>
       </w:r>
     </w:p>
     <w:p>
@@ -1009,6 +1012,9 @@
       <w:r>
         <w:t>Категории событий: ACCESS (запросы), DATA (изменения данных), AUTH (вход/выход/неудачные попытки), DENY (отказы доступа 401/403), CLIENT (действия в интерфейсе), ERROR (ошибки 5xx). Каждая запись содержит время, категорию, действие, пользователя и роль, метод, путь, статус, длительность, IP и детали. Просмотр журнала — раздел «Журнал событий» (для администратора) с фильтрами по категории и пользователю.</w:t>
       </w:r>
+      <w:r>
+        <w:t xml:space="preserve"> События профиля: profile_updated (привязка к участнику) и password_changed (смена своего пароля) — категория AUTH.</w:t>
+      </w:r>
     </w:p>
     <w:p>
       <w:pPr>
@@ -2886,7 +2892,71 @@
           </w:tcPr>
           <w:p>
             <w:r>
-              <w:t>Текущий пользователь и его роль.</w:t>
+              <w:t>Текущий пользователь, его роль и участник команды (member).</w:t>
+            </w:r>
+          </w:p>
+        </w:tc>
+      </w:tr>
+      <w:tr>
+        <w:tc>
+          <w:tcPr>
+            <w:tcW w:type="dxa" w:w="2880"/>
+          </w:tcPr>
+          <w:p>
+            <w:r>
+              <w:t>PUT /api/auth/me</w:t>
+            </w:r>
+          </w:p>
+        </w:tc>
+        <w:tc>
+          <w:tcPr>
+            <w:tcW w:type="dxa" w:w="2880"/>
+          </w:tcPr>
+          <w:p>
+            <w:r>
+              <w:t>VIEWER+</w:t>
+            </w:r>
+          </w:p>
+        </w:tc>
+        <w:tc>
+          <w:tcPr>
+            <w:tcW w:type="dxa" w:w="2880"/>
+          </w:tcPr>
+          <w:p>
+            <w:r>
+              <w:t>«Мой профиль»: привязка своей учётной записи к участнику команды (поле member; пустое — снять). Одна привязка на все команды.</w:t>
+            </w:r>
+          </w:p>
+        </w:tc>
+      </w:tr>
+      <w:tr>
+        <w:tc>
+          <w:tcPr>
+            <w:tcW w:type="dxa" w:w="2880"/>
+          </w:tcPr>
+          <w:p>
+            <w:r>
+              <w:t>PUT /api/auth/me/password</w:t>
+            </w:r>
+          </w:p>
+        </w:tc>
+        <w:tc>
+          <w:tcPr>
+            <w:tcW w:type="dxa" w:w="2880"/>
+          </w:tcPr>
+          <w:p>
+            <w:r>
+              <w:t>VIEWER+</w:t>
+            </w:r>
+          </w:p>
+        </w:tc>
+        <w:tc>
+          <w:tcPr>
+            <w:tcW w:type="dxa" w:w="2880"/>
+          </w:tcPr>
+          <w:p>
+            <w:r>
+              <w:t>Смена своего пароля: oldPassword, newPassword (не короче 8). 204 — успех, 403 — неверный текущий, 400 — короткий или прежний, 429 — много попыток; другие сеансы закрываются.</w:t>
             </w:r>
           </w:p>
         </w:tc>
@@ -4424,6 +4494,14 @@
       </w:pPr>
       <w:r>
         <w:t>Команда управления стрима: должности назначаются на стрим (org_memberships.position, платформенная миграция V3): LEAD — лидер стрима, ITLEAD — ИТ-лидер стрима, ARCH — архитектор, PM — проектный менеджер. POST /api/org/memberships с полем position (только scopeType = STREAM); роль доступа при этом — EDITOR.</w:t>
+      </w:r>
+    </w:p>
+    <w:p>
+      <w:pPr>
+        <w:pStyle w:val="ListBullet"/>
+      </w:pPr>
+      <w:r>
+        <w:t>«Мой профиль»: привязка учётной записи к участнику команды — колонка app_users.member_name (платформенная миграция V4, таблица пользователей общая и живёт в public). Одна привязка действует во всех командах, где есть участник с этим именем; меняет её сам пользователь (PUT /api/auth/me), свой пароль — PUT /api/auth/me/password (любая роль).</w:t>
       </w:r>
     </w:p>
     <w:p>

--- a/Руководство_администратора_Управление_стримами_и_командами.docx
+++ b/Руководство_администратора_Управление_стримами_и_командами.docx
@@ -36,7 +36,7 @@
           <w:i/>
           <w:sz w:val="20"/>
         </w:rPr>
-        <w:t>Управление стримами и командами PRO · v2.8.0 · 29.10.2026</w:t>
+        <w:t>Управление стримами и командами PRO · v2.9.0 · 29.10.2026</w:t>
       </w:r>
     </w:p>
     <w:p/>

--- a/Руководство_администратора_Управление_стримами_и_командами.docx
+++ b/Руководство_администратора_Управление_стримами_и_командами.docx
@@ -36,7 +36,7 @@
           <w:i/>
           <w:sz w:val="20"/>
         </w:rPr>
-        <w:t>Управление стримами и командами PRO · v2.9.0 · 29.10.2026</w:t>
+        <w:t>Управление стримами и командами PRO · v2.10.0 · 29.10.2026</w:t>
       </w:r>
     </w:p>
     <w:p/>
@@ -342,7 +342,7 @@
     </w:p>
     <w:p>
       <w:r>
-        <w:t>При старте backend Flyway автоматически применяет схему и демонстрационные данные к основной БД (миграции V1…V12). Параметры задаются переменными окружения (см. «Справочник конфигурации»).</w:t>
+        <w:t>При старте backend Flyway автоматически применяет схему и демонстрационные данные к основной БД (миграции V1…V13). Параметры задаются переменными окружения (см. «Справочник конфигурации»).</w:t>
       </w:r>
     </w:p>
     <w:p>
@@ -1101,7 +1101,7 @@
     </w:p>
     <w:p>
       <w:r>
-        <w:t>Основная БД streams состоит из 49 таблиц данных приложения плюс таблиц авторизации (app_users, app_sessions); журнал вынесен в отдельную БД streams_audit. Схема создаётся и заполняется миграциями Flyway V1…V12: V1 — данные и сид, V2 — авторизация, V3 — поля задачи (release_id/priority/dor) и Kanban-доски (boards), V4 — доска-холст (board_doc), V5 — компетенции (skills), V6 — Agile-зрелость (agile_maturity), V7 — роль «Скрам-мастер» (team.scrum), V8 — цели спринтов и WSJF (sprint_goals, wsjf), V9 — WIP-лимиты, чеклист DoR (dor_items), scope-лог (scope_log), связь с OKR и счётчик переносов у задач, V10 — пакеты управления проектом (change_requests, issues, stakeholders, decisions, impediments, lessons, raci, story_map, poker, portfolio) и иерархия работ (tasks.parent), V11 — Team Health Check (team_health), деплои (deployments) и инциденты (incidents) для DORA.</w:t>
+        <w:t>Основная БД streams состоит из 49 таблиц данных приложения плюс таблиц авторизации (app_users, app_sessions); журнал вынесен в отдельную БД streams_audit. Схема создаётся и заполняется миграциями Flyway V1…V13: V1 — данные и сид, V2 — авторизация, V3 — поля задачи (release_id/priority/dor) и Kanban-доски (boards), V4 — доска-холст (board_doc), V5 — компетенции (skills), V6 — Agile-зрелость (agile_maturity), V7 — роль «Скрам-мастер» (team.scrum), V8 — цели спринтов и WSJF (sprint_goals, wsjf), V9 — WIP-лимиты, чеклист DoR (dor_items), scope-лог (scope_log), связь с OKR и счётчик переносов у задач, V10 — пакеты управления проектом (change_requests, issues, stakeholders, decisions, impediments, lessons, raci, story_map, poker, portfolio) и иерархия работ (tasks.parent), V11 — Team Health Check (team_health), деплои (deployments) и инциденты (incidents) для DORA, V13 — метки этапов «Ганта по иерархии» (tasks.stages, params.stage_roles).</w:t>
       </w:r>
     </w:p>
     <w:p>
@@ -4454,6 +4454,12 @@
       <w:pPr/>
       <w:r>
         <w:t>v1.47 (миграция V12): новые таблицы ishikawa (причины диаграммы Исикавы: категория, причина, вес, связанный риск) и ishikawa_cats (категории диаграммы: имя, цвет, сторона). Входят в снимок состояния /api/state.</w:t>
+      </w:r>
+    </w:p>
+    <w:p>
+      <w:pPr/>
+      <w:r>
+        <w:t>v2.10 (миграция V13, в схеме каждой команды): tasks.stages — ручные даты меток этапов задачи (JSON: ba_s, ba_e, … prod_e) и params.stage_roles — роли этапов для автоматических меток. Входят в снимок состояния /api/state.</w:t>
       </w:r>
     </w:p>
     <w:p>

--- a/Руководство_администратора_Управление_стримами_и_командами.docx
+++ b/Руководство_администратора_Управление_стримами_и_командами.docx
@@ -36,7 +36,7 @@
           <w:i/>
           <w:sz w:val="20"/>
         </w:rPr>
-        <w:t>Управление стримами и командами PRO · v2.10.0 · 29.10.2026</w:t>
+        <w:t>Управление стримами и командами PRO · v2.11.0 · 29.10.2026</w:t>
       </w:r>
     </w:p>
     <w:p/>

--- a/Руководство_администратора_Управление_стримами_и_командами.docx
+++ b/Руководство_администратора_Управление_стримами_и_командами.docx
@@ -36,7 +36,7 @@
           <w:i/>
           <w:sz w:val="20"/>
         </w:rPr>
-        <w:t>Управление стримами и командами PRO · v2.11.0 · 29.10.2026</w:t>
+        <w:t>Управление стримами и командами PRO · v2.11.1 · 29.10.2026</w:t>
       </w:r>
     </w:p>
     <w:p/>

--- a/Руководство_администратора_Управление_стримами_и_командами.docx
+++ b/Руководство_администратора_Управление_стримами_и_командами.docx
@@ -36,7 +36,7 @@
           <w:i/>
           <w:sz w:val="20"/>
         </w:rPr>
-        <w:t>Управление стримами и командами PRO · v2.11.1 · 29.10.2026</w:t>
+        <w:t>Управление стримами и командами PRO · v2.12.0 · 29.10.2026</w:t>
       </w:r>
     </w:p>
     <w:p/>
@@ -342,7 +342,7 @@
     </w:p>
     <w:p>
       <w:r>
-        <w:t>При старте backend Flyway автоматически применяет схему и демонстрационные данные к основной БД (миграции V1…V13). Параметры задаются переменными окружения (см. «Справочник конфигурации»).</w:t>
+        <w:t>При старте backend Flyway автоматически применяет схему и демонстрационные данные к основной БД (миграции V1…V14). Параметры задаются переменными окружения (см. «Справочник конфигурации»).</w:t>
       </w:r>
     </w:p>
     <w:p>
@@ -1101,7 +1101,7 @@
     </w:p>
     <w:p>
       <w:r>
-        <w:t>Основная БД streams состоит из 49 таблиц данных приложения плюс таблиц авторизации (app_users, app_sessions); журнал вынесен в отдельную БД streams_audit. Схема создаётся и заполняется миграциями Flyway V1…V13: V1 — данные и сид, V2 — авторизация, V3 — поля задачи (release_id/priority/dor) и Kanban-доски (boards), V4 — доска-холст (board_doc), V5 — компетенции (skills), V6 — Agile-зрелость (agile_maturity), V7 — роль «Скрам-мастер» (team.scrum), V8 — цели спринтов и WSJF (sprint_goals, wsjf), V9 — WIP-лимиты, чеклист DoR (dor_items), scope-лог (scope_log), связь с OKR и счётчик переносов у задач, V10 — пакеты управления проектом (change_requests, issues, stakeholders, decisions, impediments, lessons, raci, story_map, poker, portfolio) и иерархия работ (tasks.parent), V11 — Team Health Check (team_health), деплои (deployments) и инциденты (incidents) для DORA, V13 — метки этапов «Ганта по иерархии» (tasks.stages, params.stage_roles).</w:t>
+        <w:t>Основная БД streams состоит из 49 таблиц данных приложения плюс таблиц авторизации (app_users, app_sessions); журнал вынесен в отдельную БД streams_audit. Схема создаётся и заполняется миграциями Flyway V1…V14: V1 — данные и сид, V2 — авторизация, V3 — поля задачи (release_id/priority/dor) и Kanban-доски (boards), V4 — доска-холст (board_doc), V5 — компетенции (skills), V6 — Agile-зрелость (agile_maturity), V7 — роль «Скрам-мастер» (team.scrum), V8 — цели спринтов и WSJF (sprint_goals, wsjf), V9 — WIP-лимиты, чеклист DoR (dor_items), scope-лог (scope_log), связь с OKR и счётчик переносов у задач, V10 — пакеты управления проектом (change_requests, issues, stakeholders, decisions, impediments, lessons, raci, story_map, poker, portfolio) и иерархия работ (tasks.parent), V11 — Team Health Check (team_health), деплои (deployments) и инциденты (incidents) для DORA, V13 — метки этапов «Ганта по иерархии» (tasks.stages, params.stage_roles), V14 — базовый план «Ганта по иерархии» (tasks.baseline).</w:t>
       </w:r>
     </w:p>
     <w:p>
@@ -4460,6 +4460,12 @@
       <w:pPr/>
       <w:r>
         <w:t>v2.10 (миграция V13, в схеме каждой команды): tasks.stages — ручные даты меток этапов задачи (JSON: ba_s, ba_e, … prod_e) и params.stage_roles — роли этапов для автоматических меток. Входят в снимок состояния /api/state.</w:t>
+      </w:r>
+    </w:p>
+    <w:p>
+      <w:pPr/>
+      <w:r>
+        <w:t>v2.12 (миграция V14, в схеме каждой команды): tasks.baseline — базовый план «Ганта по иерархии» (JSON: a — начало, b — конец, at — дата фиксации). Входит в снимок состояния /api/state.</w:t>
       </w:r>
     </w:p>
     <w:p>

--- a/Руководство_администратора_Управление_стримами_и_командами.docx
+++ b/Руководство_администратора_Управление_стримами_и_командами.docx
@@ -36,7 +36,7 @@
           <w:i/>
           <w:sz w:val="20"/>
         </w:rPr>
-        <w:t>Управление стримами и командами PRO · v2.12.0 · 29.10.2026</w:t>
+        <w:t>Управление стримами и командами PRO · v2.13.0 · 29.10.2026</w:t>
       </w:r>
     </w:p>
     <w:p/>

--- a/Руководство_администратора_Управление_стримами_и_командами.docx
+++ b/Руководство_администратора_Управление_стримами_и_командами.docx
@@ -36,7 +36,7 @@
           <w:i/>
           <w:sz w:val="20"/>
         </w:rPr>
-        <w:t>Управление стримами и командами PRO · v2.13.0 · 29.10.2026</w:t>
+        <w:t>Управление стримами и командами PRO · v2.13.1 · 29.10.2026</w:t>
       </w:r>
     </w:p>
     <w:p/>
